--- a/tailored-cvs/07_Ant_Solution_Architect.docx
+++ b/tailored-cvs/07_Ant_Solution_Architect.docx
@@ -24,19 +24,43 @@
         <w:rPr>
           <w:sz w:val="17"/>
         </w:rPr>
-        <w:t>Selangor, Malaysia | +60 11-5169 2338 | abdulhakimshaon7@gmail.com</w:t>
+        <w:t xml:space="preserve">Selangor, Malaysia | +60 11-5169 2338 | </w:t>
       </w:r>
+      <w:hyperlink r:id="rId9">
+        <w:r>
+          <w:rPr>
+            <w:color w:val="254F72"/>
+          </w:rPr>
+          <w:t>abdulhakimshaon7@gmail.com</w:t>
+        </w:r>
+      </w:hyperlink>
     </w:p>
     <w:p>
       <w:pPr>
         <w:spacing w:line="240" w:lineRule="auto"/>
       </w:pPr>
+      <w:hyperlink r:id="rId10">
+        <w:r>
+          <w:rPr>
+            <w:color w:val="254F72"/>
+          </w:rPr>
+          <w:t>linkedin.com/in/abdul-hakim-shaon-185817357</w:t>
+        </w:r>
+      </w:hyperlink>
       <w:r>
         <w:rPr>
           <w:sz w:val="17"/>
         </w:rPr>
-        <w:t>linkedin.com/in/abdul-hakim-shaon-185817357</w:t>
+        <w:t xml:space="preserve"> | </w:t>
       </w:r>
+      <w:hyperlink r:id="rId11">
+        <w:r>
+          <w:rPr>
+            <w:color w:val="254F72"/>
+          </w:rPr>
+          <w:t>github.com/abdulhakimshaon7-hash</w:t>
+        </w:r>
+      </w:hyperlink>
     </w:p>
     <w:p>
       <w:pPr>
@@ -161,18 +185,29 @@
         <w:rPr>
           <w:b/>
         </w:rPr>
-        <w:t>LaporKita AI | Backend &amp; API Integration</w:t>
+        <w:t>LaporKita AI | Integration Architecture | 2026</w:t>
       </w:r>
     </w:p>
     <w:p>
       <w:pPr>
         <w:spacing w:line="240" w:lineRule="auto"/>
       </w:pPr>
+      <w:hyperlink r:id="rId12">
+        <w:r>
+          <w:rPr>
+            <w:color w:val="254F72"/>
+          </w:rPr>
+          <w:t>github.com/abdulhakimshaon7-hash/LaporKita-AI/blob/main/docs/ARCHITECTURE.md</w:t>
+        </w:r>
+      </w:hyperlink>
+    </w:p>
+    <w:p>
+      <w:pPr>
+        <w:spacing w:line="240" w:lineRule="auto"/>
+        <w:ind w:left="173" w:hanging="144"/>
+      </w:pPr>
       <w:r>
-        <w:rPr>
-          <w:sz w:val="17"/>
-        </w:rPr>
-        <w:t>github.com/abdulhakimshaon7-hash/LaporKita-AI</w:t>
+        <w:t>• Connected a Twilio WhatsApp webhook, Node.js cloud functions, Gemini analysis and Firestore storage; integrated backend data with a teammate-developed Flutter dashboard.</w:t>
       </w:r>
     </w:p>
     <w:p>
@@ -181,7 +216,7 @@
         <w:ind w:left="173" w:hanging="144"/>
       </w:pPr>
       <w:r>
-        <w:t>• Built a Node.js/Firebase backend for a team-developed civic reporting prototype, connecting a Twilio WhatsApp webhook, Gemini API and Firestore.</w:t>
+        <w:t>• Documented the system architecture and API/data flow; used real-time Firestore updates to supply dashboard reports and cluster information.</w:t>
       </w:r>
     </w:p>
     <w:p>
@@ -190,16 +225,7 @@
         <w:ind w:left="173" w:hanging="144"/>
       </w:pPr>
       <w:r>
-        <w:t>• Processed incoming complaints into stored reports and structured AI analysis; implemented retry handling, fallback results, related-report grouping and alert workflows.</w:t>
-      </w:r>
-    </w:p>
-    <w:p>
-      <w:pPr>
-        <w:spacing w:line="240" w:lineRule="auto"/>
-        <w:ind w:left="173" w:hanging="144"/>
-      </w:pPr>
-      <w:r>
-        <w:t>• Worked across backend and Flutter dashboard integration in a two-person hackathon team.</w:t>
+        <w:t>• Implemented structured AI outputs, retry/fallback handling and category-based keyword grouping for the reporting workflow.</w:t>
       </w:r>
     </w:p>
     <w:p>
@@ -211,7 +237,7 @@
         <w:rPr>
           <w:b/>
         </w:rPr>
-        <w:t>Clear Away | Oracle Relational Database Design</w:t>
+        <w:t>Clear Away | Relational Modeling &amp; Design Documentation | 2026</w:t>
       </w:r>
     </w:p>
     <w:p>
@@ -220,7 +246,7 @@
         <w:ind w:left="173" w:hanging="144"/>
       </w:pPr>
       <w:r>
-        <w:t>• Translated a waste-collection case study into conceptual and logical data models and documented normalization from unnormalized data to third normal form.</w:t>
+        <w:t>• Translated waste-collection requirements into conceptual ER and logical models, documenting assumptions and normalization to third normal form.</w:t>
       </w:r>
     </w:p>
     <w:p>
@@ -229,7 +255,7 @@
         <w:ind w:left="173" w:hanging="144"/>
       </w:pPr>
       <w:r>
-        <w:t>• Produced an Oracle SQL schema with 14 tables and 16 foreign-key relationships, including primary-key, uniqueness and domain constraints.</w:t>
+        <w:t>• Mapped entities and relationships into 14 Oracle tables with 16 foreign keys, using composite keys, uniqueness and domain constraints to express business rules.</w:t>
       </w:r>
     </w:p>
     <w:p>
@@ -241,19 +267,21 @@
         <w:rPr>
           <w:b/>
         </w:rPr>
-        <w:t>Malaysia Palm Oil &amp; Forest-Loss Data Story | Academic Project</w:t>
+        <w:t>Malaysia Palm Oil &amp; Forest-Loss Data Story | Academic Project | 2026</w:t>
       </w:r>
     </w:p>
     <w:p>
       <w:pPr>
         <w:spacing w:line="240" w:lineRule="auto"/>
       </w:pPr>
-      <w:r>
-        <w:rPr>
-          <w:sz w:val="17"/>
-        </w:rPr>
-        <w:t>asha0310-star.github.io/35174714_DV2/</w:t>
-      </w:r>
+      <w:hyperlink r:id="rId13">
+        <w:r>
+          <w:rPr>
+            <w:color w:val="254F72"/>
+          </w:rPr>
+          <w:t>asha0310-star.github.io/35174714_DV2/</w:t>
+        </w:r>
+      </w:hyperlink>
     </w:p>
     <w:p>
       <w:pPr>
@@ -279,7 +307,7 @@
         <w:ind w:left="173" w:hanging="144"/>
       </w:pPr>
       <w:r>
-        <w:t>• Created indexed trends and state comparisons with annotations, tooltips and documented source limitations; published the project through GitHub Pages.</w:t>
+        <w:t>• Compared indexed production and planted-area trends and state tree-cover-loss patterns; documented that tree-cover loss is not equivalent to permanent deforestation or proof of palm-oil causation.</w:t>
       </w:r>
     </w:p>
     <w:p>
@@ -292,7 +320,7 @@
           <w:b/>
           <w:color w:val="18354A"/>
         </w:rPr>
-        <w:t>CERTIFICATIONS &amp; ACTIVITIES</w:t>
+        <w:t>CERTIFICATIONS</w:t>
       </w:r>
     </w:p>
     <w:p>
@@ -300,7 +328,7 @@
         <w:spacing w:line="240" w:lineRule="auto"/>
       </w:pPr>
       <w:r>
-        <w:t>Prompt Design in Vertex AI - Google Cloud | Fundamentals of Deep Learning - NVIDIA</w:t>
+        <w:t>Google Cloud - Prompt Design in Vertex AI</w:t>
       </w:r>
     </w:p>
     <w:p>
@@ -308,7 +336,7 @@
         <w:spacing w:line="240" w:lineRule="auto"/>
       </w:pPr>
       <w:r>
-        <w:t>KitaHack 2026 participant, Team SoulNet | Google Developer Groups on Campus, Monash University Malaysia</w:t>
+        <w:t>NVIDIA - Fundamentals of Deep Learning</w:t>
       </w:r>
     </w:p>
     <w:sectPr>

--- a/tailored-cvs/07_Ant_Solution_Architect.docx
+++ b/tailored-cvs/07_Ant_Solution_Architect.docx
@@ -161,6 +161,39 @@
       </w:pPr>
       <w:r>
         <w:t>Communication &amp; tools: Technical documentation, data storytelling, Git, Tableau, Vega-Lite</w:t>
+      </w:r>
+    </w:p>
+    <w:p>
+      <w:pPr>
+        <w:keepNext/>
+        <w:spacing w:line="240" w:lineRule="auto" w:before="160"/>
+      </w:pPr>
+      <w:r>
+        <w:rPr>
+          <w:b/>
+          <w:color w:val="18354A"/>
+        </w:rPr>
+        <w:t>VIRTUAL INTERNSHIP</w:t>
+      </w:r>
+    </w:p>
+    <w:p>
+      <w:pPr>
+        <w:keepNext/>
+        <w:spacing w:line="240" w:lineRule="auto" w:before="80"/>
+      </w:pPr>
+      <w:r>
+        <w:rPr>
+          <w:b/>
+        </w:rPr>
+        <w:t>TeaMWork Virtual Internship | In collaboration with Lightblue</w:t>
+      </w:r>
+    </w:p>
+    <w:p>
+      <w:pPr>
+        <w:spacing w:line="240" w:lineRule="auto"/>
+      </w:pPr>
+      <w:r>
+        <w:t>29 June - 24 July 2026 | Completed; certificate of participation awarded</w:t>
       </w:r>
     </w:p>
     <w:p>

--- a/tailored-cvs/07_Ant_Solution_Architect.docx
+++ b/tailored-cvs/07_Ant_Solution_Architect.docx
@@ -194,6 +194,14 @@
       </w:pPr>
       <w:r>
         <w:t>29 June - 24 July 2026 | Completed; certificate of participation awarded</w:t>
+      </w:r>
+    </w:p>
+    <w:p>
+      <w:pPr>
+        <w:spacing w:line="240" w:lineRule="auto"/>
+      </w:pPr>
+      <w:r>
+        <w:t>Project focus: sustainability training gaps and food waste prevention in the hospitality industry.</w:t>
       </w:r>
     </w:p>
     <w:p>

--- a/tailored-cvs/07_Ant_Solution_Architect.docx
+++ b/tailored-cvs/07_Ant_Solution_Architect.docx
@@ -201,7 +201,16 @@
         <w:spacing w:line="240" w:lineRule="auto"/>
       </w:pPr>
       <w:r>
-        <w:t>Project focus: sustainability training gaps and food waste prevention in the hospitality industry.</w:t>
+        <w:t>Project focus: sustainability training gaps and food waste prevention in hospitality.</w:t>
+      </w:r>
+    </w:p>
+    <w:p>
+      <w:pPr>
+        <w:spacing w:line="240" w:lineRule="auto"/>
+        <w:ind w:left="173" w:hanging="144"/>
+      </w:pPr>
+      <w:r>
+        <w:t>• Owned the project data analysis; contributed to literature and market research, interviews/surveys, recommendations, the final report and presentation.</w:t>
       </w:r>
     </w:p>
     <w:p>
